--- a/02_Assignments_and_Rubrics/TAS2O_Rubrics_Package_AI_Enhanced.docx
+++ b/02_Assignments_and_Rubrics/TAS2O_Rubrics_Package_AI_Enhanced.docx
@@ -84,7 +84,7 @@
                 <w:b w:val="0"/>
                 <w:sz w:val="18"/>
               </w:rPr>
-              <w:t>[Insert School Name]</w:t>
+              <w:t>Webtree Academy</w:t>
             </w:r>
           </w:p>
         </w:tc>
@@ -123,7 +123,7 @@
                 <w:b w:val="0"/>
                 <w:sz w:val="18"/>
               </w:rPr>
-              <w:t>[Insert BSID]</w:t>
+              <w:t>883796</w:t>
             </w:r>
           </w:p>
         </w:tc>
@@ -318,7 +318,7 @@
                 <w:b w:val="0"/>
                 <w:sz w:val="18"/>
               </w:rPr>
-              <w:t>[Insert Teacher / Course Developer Name]</w:t>
+              <w:t>Carlos Chen</w:t>
             </w:r>
           </w:p>
         </w:tc>
@@ -357,7 +357,7 @@
                 <w:b w:val="0"/>
                 <w:sz w:val="18"/>
               </w:rPr>
-              <w:t>[Insert Principal / Department Head Name]</w:t>
+              <w:t>Henry Michels</w:t>
             </w:r>
           </w:p>
         </w:tc>
@@ -396,7 +396,7 @@
                 <w:b w:val="0"/>
                 <w:sz w:val="18"/>
               </w:rPr>
-              <w:t>[Insert Date]</w:t>
+              <w:t>2026-05-12</w:t>
             </w:r>
           </w:p>
         </w:tc>
@@ -8399,7 +8399,7 @@
         <w:color w:val="7F7F7F"/>
         <w:sz w:val="16"/>
       </w:rPr>
-      <w:t>TAS2O Rubrics Package - AI-Enhanced Technology and the Skilled Trades | [Insert School Name]</w:t>
+      <w:t>TAS2O Rubrics Package - AI-Enhanced Technology and the Skilled Trades | Webtree Academy</w:t>
     </w:r>
   </w:p>
 </w:ftr>

--- a/02_Assignments_and_Rubrics/TAS2O_Rubrics_Package_AI_Enhanced.docx
+++ b/02_Assignments_and_Rubrics/TAS2O_Rubrics_Package_AI_Enhanced.docx
@@ -404,13 +404,7 @@
     </w:tbl>
     <w:p>
       <w:r>
-        <w:rPr>
-          <w:b/>
-        </w:rPr>
-        <w:t xml:space="preserve">Purpose of this package: </w:t>
-      </w:r>
-      <w:r>
-        <w:t>This document provides Ministry-style assessment rubrics for the major tasks in TAS2O. Rubrics are organized according to the Ontario achievement chart categories and are intended to be used together with the course outline, 110-hour pacing guide, curriculum mapping chart, unit plans, and major assignment sheets.</w:t>
+        <w:t>Purpose of this package: This document provides Ministry-style assessment rubrics for the major tasks in TAS2O. Rubrics are organized according to the Ontario achievement chart categories and are intended to be used together with the course outline, 110-hour pacing guide, curriculum mapping chart, unit plans, and major assignment sheets. Teachers should use these rubrics together with course evidence, privacy controls, and school record procedures so assessment samples can be reviewed consistently during moderation or inspection.</w:t>
       </w:r>
     </w:p>
     <w:p>
@@ -7947,13 +7941,7 @@
     </w:p>
     <w:p>
       <w:r>
-        <w:rPr>
-          <w:b/>
-        </w:rPr>
-        <w:t xml:space="preserve">Record evidence, not just scores.: </w:t>
-      </w:r>
-      <w:r>
-        <w:t>Keep copies of rubrics, descriptive feedback, student work samples, photos/videos of prototypes, conference notes, safety observations, AI use logs, and revised work.</w:t>
+        <w:t>Record evidence, not just scores.: Keep copies of rubrics, descriptive feedback, student work samples, photos/videos of prototypes, conference notes, safety observations, AI use logs, and revised work. Remove student names from inspection-facing samples unless consent or school procedure allows otherwise.</w:t>
       </w:r>
     </w:p>
     <w:p>
